--- a/benchmark/outputs/gold/image_heavy_004_A.docx
+++ b/benchmark/outputs/gold/image_heavy_004_A.docx
@@ -17,13 +17,13 @@
         <w:autoSpaceDE w:val="0"/>
         <w:pStyle w:val="Heading1"/>
         <w:widowControl/>
-        <w:spacing w:line="414" w:lineRule="exact" w:before="240" w:after="80"/>
+        <w:spacing w:line="414" w:lineRule="exact" w:before="0" w:after="0"/>
         <w:ind w:left="8" w:right="0" w:firstLine="0"/>
         <w:jc w:val="left"/>
       </w:pPr>
       <w:r>
         <w:rPr>
-          <w:rFonts w:ascii="Helvetica" w:hAnsi="Helvetica" w:eastAsia="Helvetica"/>
+          <w:rFonts w:ascii="Arial" w:hAnsi="Arial" w:eastAsia="Helvetica"/>
           <w:b/>
           <w:i w:val="0"/>
           <w:color w:val="000000"/>
@@ -43,7 +43,7 @@
       </w:pPr>
       <w:r>
         <w:rPr>
-          <w:rFonts w:ascii="Helvetica" w:hAnsi="Helvetica" w:eastAsia="Helvetica"/>
+          <w:rFonts w:ascii="Arial" w:hAnsi="Arial" w:eastAsia="Helvetica"/>
           <w:b/>
           <w:i w:val="0"/>
           <w:color w:val="000000"/>
@@ -141,7 +141,7 @@
             </w:pPr>
             <w:r>
               <w:rPr>
-                <w:rFonts w:ascii="Helvetica" w:hAnsi="Helvetica" w:eastAsia="Helvetica"/>
+                <w:rFonts w:ascii="Arial" w:hAnsi="Arial" w:eastAsia="Helvetica"/>
                 <w:b w:val="0"/>
                 <w:i w:val="0"/>
                 <w:color w:val="66666B"/>
@@ -154,7 +154,7 @@
             </w:r>
             <w:r>
               <w:rPr>
-                <w:rFonts w:ascii="Helvetica" w:hAnsi="Helvetica" w:eastAsia="Helvetica"/>
+                <w:rFonts w:ascii="Arial" w:hAnsi="Arial" w:eastAsia="Helvetica"/>
                 <w:b w:val="0"/>
                 <w:i w:val="0"/>
                 <w:color w:val="66666B"/>
@@ -167,7 +167,7 @@
             </w:r>
             <w:r>
               <w:rPr>
-                <w:rFonts w:ascii="Helvetica" w:hAnsi="Helvetica" w:eastAsia="Helvetica"/>
+                <w:rFonts w:ascii="Arial" w:hAnsi="Arial" w:eastAsia="Helvetica"/>
                 <w:b w:val="0"/>
                 <w:i w:val="0"/>
                 <w:color w:val="66666B"/>
@@ -180,7 +180,7 @@
             </w:r>
             <w:r>
               <w:rPr>
-                <w:rFonts w:ascii="Helvetica" w:hAnsi="Helvetica" w:eastAsia="Helvetica"/>
+                <w:rFonts w:ascii="Arial" w:hAnsi="Arial" w:eastAsia="Helvetica"/>
                 <w:b w:val="0"/>
                 <w:i w:val="0"/>
                 <w:color w:val="66666B"/>
@@ -193,7 +193,7 @@
             </w:r>
             <w:r>
               <w:rPr>
-                <w:rFonts w:ascii="Helvetica" w:hAnsi="Helvetica" w:eastAsia="Helvetica"/>
+                <w:rFonts w:ascii="Arial" w:hAnsi="Arial" w:eastAsia="Helvetica"/>
                 <w:b w:val="0"/>
                 <w:i w:val="0"/>
                 <w:color w:val="66666B"/>
@@ -216,7 +216,7 @@
       </w:pPr>
       <w:r>
         <w:rPr>
-          <w:rFonts w:ascii="Helvetica" w:hAnsi="Helvetica" w:eastAsia="Helvetica"/>
+          <w:rFonts w:ascii="Arial" w:hAnsi="Arial" w:eastAsia="Helvetica"/>
           <w:b/>
           <w:i w:val="0"/>
           <w:color w:val="000000"/>
@@ -301,7 +301,7 @@
             </w:pPr>
             <w:r>
               <w:rPr>
-                <w:rFonts w:ascii="Helvetica" w:hAnsi="Helvetica" w:eastAsia="Helvetica"/>
+                <w:rFonts w:ascii="Arial" w:hAnsi="Arial" w:eastAsia="Helvetica"/>
                 <w:b w:val="0"/>
                 <w:i w:val="0"/>
                 <w:color w:val="66666B"/>
@@ -331,7 +331,7 @@
             </w:pPr>
             <w:r>
               <w:rPr>
-                <w:rFonts w:ascii="Helvetica" w:hAnsi="Helvetica" w:eastAsia="Helvetica"/>
+                <w:rFonts w:ascii="Arial" w:hAnsi="Arial" w:eastAsia="Helvetica"/>
                 <w:b w:val="0"/>
                 <w:i w:val="0"/>
                 <w:color w:val="66666B"/>
@@ -361,7 +361,7 @@
             </w:pPr>
             <w:r>
               <w:rPr>
-                <w:rFonts w:ascii="Helvetica" w:hAnsi="Helvetica" w:eastAsia="Helvetica"/>
+                <w:rFonts w:ascii="Arial" w:hAnsi="Arial" w:eastAsia="Helvetica"/>
                 <w:b w:val="0"/>
                 <w:i w:val="0"/>
                 <w:color w:val="66666B"/>
@@ -391,7 +391,7 @@
             </w:pPr>
             <w:r>
               <w:rPr>
-                <w:rFonts w:ascii="Helvetica" w:hAnsi="Helvetica" w:eastAsia="Helvetica"/>
+                <w:rFonts w:ascii="Arial" w:hAnsi="Arial" w:eastAsia="Helvetica"/>
                 <w:b w:val="0"/>
                 <w:i w:val="0"/>
                 <w:color w:val="66666B"/>
@@ -414,7 +414,7 @@
       </w:pPr>
       <w:r>
         <w:rPr>
-          <w:rFonts w:ascii="Helvetica" w:hAnsi="Helvetica" w:eastAsia="Helvetica"/>
+          <w:rFonts w:ascii="Arial" w:hAnsi="Arial" w:eastAsia="Helvetica"/>
           <w:b/>
           <w:i w:val="0"/>
           <w:color w:val="000000"/>
@@ -503,7 +503,7 @@
             </w:pPr>
             <w:r>
               <w:rPr>
-                <w:rFonts w:ascii="Helvetica" w:hAnsi="Helvetica" w:eastAsia="Helvetica"/>
+                <w:rFonts w:ascii="Arial" w:hAnsi="Arial" w:eastAsia="Helvetica"/>
                 <w:b w:val="0"/>
                 <w:i w:val="0"/>
                 <w:color w:val="66666B"/>
@@ -533,7 +533,7 @@
             </w:pPr>
             <w:r>
               <w:rPr>
-                <w:rFonts w:ascii="Helvetica" w:hAnsi="Helvetica" w:eastAsia="Helvetica"/>
+                <w:rFonts w:ascii="Arial" w:hAnsi="Arial" w:eastAsia="Helvetica"/>
                 <w:b w:val="0"/>
                 <w:i w:val="0"/>
                 <w:color w:val="66666B"/>
@@ -563,7 +563,7 @@
             </w:pPr>
             <w:r>
               <w:rPr>
-                <w:rFonts w:ascii="Helvetica" w:hAnsi="Helvetica" w:eastAsia="Helvetica"/>
+                <w:rFonts w:ascii="Arial" w:hAnsi="Arial" w:eastAsia="Helvetica"/>
                 <w:b w:val="0"/>
                 <w:i w:val="0"/>
                 <w:color w:val="66666B"/>
@@ -593,7 +593,7 @@
             </w:pPr>
             <w:r>
               <w:rPr>
-                <w:rFonts w:ascii="Helvetica" w:hAnsi="Helvetica" w:eastAsia="Helvetica"/>
+                <w:rFonts w:ascii="Arial" w:hAnsi="Arial" w:eastAsia="Helvetica"/>
                 <w:b w:val="0"/>
                 <w:i w:val="0"/>
                 <w:color w:val="66666B"/>
@@ -623,7 +623,7 @@
             </w:pPr>
             <w:r>
               <w:rPr>
-                <w:rFonts w:ascii="Helvetica" w:hAnsi="Helvetica" w:eastAsia="Helvetica"/>
+                <w:rFonts w:ascii="Arial" w:hAnsi="Arial" w:eastAsia="Helvetica"/>
                 <w:b w:val="0"/>
                 <w:i w:val="0"/>
                 <w:color w:val="66666B"/>
@@ -653,7 +653,7 @@
             </w:pPr>
             <w:r>
               <w:rPr>
-                <w:rFonts w:ascii="Helvetica" w:hAnsi="Helvetica" w:eastAsia="Helvetica"/>
+                <w:rFonts w:ascii="Arial" w:hAnsi="Arial" w:eastAsia="Helvetica"/>
                 <w:b w:val="0"/>
                 <w:i w:val="0"/>
                 <w:color w:val="66666B"/>
@@ -683,7 +683,7 @@
             </w:pPr>
             <w:r>
               <w:rPr>
-                <w:rFonts w:ascii="Helvetica" w:hAnsi="Helvetica" w:eastAsia="Helvetica"/>
+                <w:rFonts w:ascii="Arial" w:hAnsi="Arial" w:eastAsia="Helvetica"/>
                 <w:b w:val="0"/>
                 <w:i w:val="0"/>
                 <w:color w:val="66666B"/>
@@ -713,7 +713,7 @@
             </w:pPr>
             <w:r>
               <w:rPr>
-                <w:rFonts w:ascii="Helvetica" w:hAnsi="Helvetica" w:eastAsia="Helvetica"/>
+                <w:rFonts w:ascii="Arial" w:hAnsi="Arial" w:eastAsia="Helvetica"/>
                 <w:b w:val="0"/>
                 <w:i w:val="0"/>
                 <w:color w:val="66666B"/>
@@ -773,7 +773,7 @@
       </w:pPr>
       <w:r>
         <w:rPr>
-          <w:rFonts w:ascii="Helvetica" w:hAnsi="Helvetica" w:eastAsia="Helvetica"/>
+          <w:rFonts w:ascii="Arial" w:hAnsi="Arial" w:eastAsia="Helvetica"/>
           <w:b/>
           <w:i w:val="0"/>
           <w:color w:val="000000"/>
@@ -871,7 +871,7 @@
             </w:pPr>
             <w:r>
               <w:rPr>
-                <w:rFonts w:ascii="Helvetica" w:hAnsi="Helvetica" w:eastAsia="Helvetica"/>
+                <w:rFonts w:ascii="Arial" w:hAnsi="Arial" w:eastAsia="Helvetica"/>
                 <w:b w:val="0"/>
                 <w:i w:val="0"/>
                 <w:color w:val="66666B"/>
@@ -884,7 +884,7 @@
             </w:r>
             <w:r>
               <w:rPr>
-                <w:rFonts w:ascii="Helvetica" w:hAnsi="Helvetica" w:eastAsia="Helvetica"/>
+                <w:rFonts w:ascii="Arial" w:hAnsi="Arial" w:eastAsia="Helvetica"/>
                 <w:b w:val="0"/>
                 <w:i w:val="0"/>
                 <w:color w:val="66666B"/>
@@ -897,7 +897,7 @@
             </w:r>
             <w:r>
               <w:rPr>
-                <w:rFonts w:ascii="Helvetica" w:hAnsi="Helvetica" w:eastAsia="Helvetica"/>
+                <w:rFonts w:ascii="Arial" w:hAnsi="Arial" w:eastAsia="Helvetica"/>
                 <w:b w:val="0"/>
                 <w:i w:val="0"/>
                 <w:color w:val="66666B"/>
@@ -910,7 +910,7 @@
             </w:r>
             <w:r>
               <w:rPr>
-                <w:rFonts w:ascii="Helvetica" w:hAnsi="Helvetica" w:eastAsia="Helvetica"/>
+                <w:rFonts w:ascii="Arial" w:hAnsi="Arial" w:eastAsia="Helvetica"/>
                 <w:b w:val="0"/>
                 <w:i w:val="0"/>
                 <w:color w:val="66666B"/>
@@ -933,7 +933,7 @@
       </w:pPr>
       <w:r>
         <w:rPr>
-          <w:rFonts w:ascii="Helvetica" w:hAnsi="Helvetica" w:eastAsia="Helvetica"/>
+          <w:rFonts w:ascii="Arial" w:hAnsi="Arial" w:eastAsia="Helvetica"/>
           <w:b/>
           <w:i w:val="0"/>
           <w:color w:val="000000"/>
@@ -1031,7 +1031,7 @@
             </w:pPr>
             <w:r>
               <w:rPr>
-                <w:rFonts w:ascii="Helvetica" w:hAnsi="Helvetica" w:eastAsia="Helvetica"/>
+                <w:rFonts w:ascii="Arial" w:hAnsi="Arial" w:eastAsia="Helvetica"/>
                 <w:b w:val="0"/>
                 <w:i w:val="0"/>
                 <w:color w:val="66666B"/>
@@ -1044,7 +1044,7 @@
             </w:r>
             <w:r>
               <w:rPr>
-                <w:rFonts w:ascii="Helvetica" w:hAnsi="Helvetica" w:eastAsia="Helvetica"/>
+                <w:rFonts w:ascii="Arial" w:hAnsi="Arial" w:eastAsia="Helvetica"/>
                 <w:b w:val="0"/>
                 <w:i w:val="0"/>
                 <w:color w:val="66666B"/>
@@ -1057,7 +1057,7 @@
             </w:r>
             <w:r>
               <w:rPr>
-                <w:rFonts w:ascii="Helvetica" w:hAnsi="Helvetica" w:eastAsia="Helvetica"/>
+                <w:rFonts w:ascii="Arial" w:hAnsi="Arial" w:eastAsia="Helvetica"/>
                 <w:b w:val="0"/>
                 <w:i w:val="0"/>
                 <w:color w:val="66666B"/>
@@ -1070,7 +1070,7 @@
             </w:r>
             <w:r>
               <w:rPr>
-                <w:rFonts w:ascii="Helvetica" w:hAnsi="Helvetica" w:eastAsia="Helvetica"/>
+                <w:rFonts w:ascii="Arial" w:hAnsi="Arial" w:eastAsia="Helvetica"/>
                 <w:b w:val="0"/>
                 <w:i w:val="0"/>
                 <w:color w:val="66666B"/>
